--- a/library/intune-solutions/windows-firewall-management/v1.0.0/deliverables/WFM-Solution.docx
+++ b/library/intune-solutions/windows-firewall-management/v1.0.0/deliverables/WFM-Solution.docx
@@ -15,32 +15,6 @@
       <w:r>
         <w:rPr>
           <w:b/>
-          <w:color w:val="1F3A5F"/>
-          <w:sz w:val="52"/>
-        </w:rPr>
-        <w:t>PHOENIXTEKK</w:t>
-      </w:r>
-    </w:p>
-    <w:p>
-      <w:pPr>
-        <w:jc w:val="center"/>
-      </w:pPr>
-      <w:r>
-        <w:rPr>
-          <w:color w:val="2E86C1"/>
-          <w:sz w:val="24"/>
-        </w:rPr>
-        <w:t>Workplace Marketplace · Intune Solutions</w:t>
-      </w:r>
-    </w:p>
-    <w:p/>
-    <w:p>
-      <w:pPr>
-        <w:jc w:val="center"/>
-      </w:pPr>
-      <w:r>
-        <w:rPr>
-          <w:b/>
           <w:sz w:val="40"/>
         </w:rPr>
         <w:t>Windows Firewall Management</w:t>
@@ -75,8 +49,6 @@
           <w:sz w:val="20"/>
         </w:rPr>
         <w:t>Version 1.0.0    ·    2026-06-13</w:t>
-        <w:br/>
-        <w:t>Phoenixtekk · workplace.phoenixtekk.com</w:t>
       </w:r>
     </w:p>
     <w:p>
@@ -119,7 +91,7 @@
         <w:rPr>
           <w:b/>
         </w:rPr>
-        <w:t>Phoenixtekk Workplace Marketplace · Intune Solutions</w:t>
+        <w:t>White-label · Intune Solutions</w:t>
       </w:r>
     </w:p>
     <w:p>
@@ -312,7 +284,7 @@
         <w:pStyle w:val="Heading2"/>
       </w:pPr>
       <w:r>
-        <w:t>The Phoenixtekk deployment model</w:t>
+        <w:t>The standard deployment model</w:t>
       </w:r>
     </w:p>
     <w:p>
@@ -702,7 +674,7 @@
         <w:pStyle w:val="Heading2"/>
       </w:pPr>
       <w:r>
-        <w:t>The standard Phoenixtekk deployment model</w:t>
+        <w:t>The standard deployment model</w:t>
       </w:r>
     </w:p>
     <w:p>
@@ -714,7 +686,7 @@
           <w:i/>
           <w:color w:val="2E86C1"/>
         </w:rPr>
-        <w:t>Create the firewall policy (on + default-deny inbound) → (optional) deploy rules → assign to a pilot → validate → expand. Phoenixtekk pattern: Assess → Configure → Pilot → Validate → Expand.</w:t>
+        <w:t>Create the firewall policy (on + default-deny inbound) → (optional) deploy rules → assign to a pilot → validate → expand. repeatable pattern: Assess → Configure → Pilot → Validate → Expand.</w:t>
       </w:r>
     </w:p>
     <w:p>
@@ -916,9 +888,10 @@
       </w:r>
       <w:r>
         <w:rPr>
-          <w:b/>
+          <w:rFonts w:ascii="Consolas" w:hAnsi="Consolas"/>
+          <w:sz w:val="19"/>
         </w:rPr>
-        <w:t>`WFM-Discovery.ps1`</w:t>
+        <w:t>WFM-Discovery.ps1</w:t>
       </w:r>
       <w:r>
         <w:t xml:space="preserve">. </w:t>
@@ -1027,9 +1000,10 @@
       </w:r>
       <w:r>
         <w:rPr>
-          <w:b/>
+          <w:rFonts w:ascii="Consolas" w:hAnsi="Consolas"/>
+          <w:sz w:val="19"/>
         </w:rPr>
-        <w:t>`WFM-ConflictCheck.ps1`</w:t>
+        <w:t>WFM-ConflictCheck.ps1</w:t>
       </w:r>
       <w:r>
         <w:t xml:space="preserve">; check the security baseline for firewall settings. </w:t>
@@ -1138,7 +1112,7 @@
         <w:t>every</w:t>
       </w:r>
       <w:r>
-        <w:t xml:space="preserve"> Phoenixtekk solution in the </w:t>
+        <w:t xml:space="preserve"> solution in the </w:t>
       </w:r>
       <w:r>
         <w:rPr>
@@ -1448,7 +1422,7 @@
         <w:t>Why:</w:t>
       </w:r>
       <w:r>
-        <w:t xml:space="preserve"> Every Phoenixtekk solution is piloted before fleet rollout. </w:t>
+        <w:t xml:space="preserve"> Every solution is piloted before fleet rollout. </w:t>
       </w:r>
       <w:r>
         <w:rPr>
@@ -1646,7 +1620,7 @@
         <w:rPr>
           <w:b/>
         </w:rPr>
-        <w:t>The Phoenixtekk deployment model (all solutions):</w:t>
+        <w:t>The standard deployment model (all solutions):</w:t>
       </w:r>
       <w:r>
         <w:t xml:space="preserve"> </w:t>
@@ -2334,9 +2308,10 @@
       </w:r>
       <w:r>
         <w:rPr>
-          <w:b/>
+          <w:rFonts w:ascii="Consolas" w:hAnsi="Consolas"/>
+          <w:sz w:val="19"/>
         </w:rPr>
-        <w:t>`WFM-Validation.ps1`</w:t>
+        <w:t>WFM-Validation.ps1</w:t>
       </w:r>
       <w:r>
         <w:t xml:space="preserve"> → confirms all profiles enabled with default-deny inbound.</w:t>
@@ -2351,9 +2326,10 @@
       </w:r>
       <w:r>
         <w:rPr>
-          <w:b/>
+          <w:rFonts w:ascii="Consolas" w:hAnsi="Consolas"/>
+          <w:sz w:val="19"/>
         </w:rPr>
-        <w:t>`WFM-RuleReport.ps1`</w:t>
+        <w:t>WFM-RuleReport.ps1</w:t>
       </w:r>
       <w:r>
         <w:t xml:space="preserve"> → lists effective firewall rules.</w:t>
@@ -2368,9 +2344,10 @@
       </w:r>
       <w:r>
         <w:rPr>
-          <w:b/>
+          <w:rFonts w:ascii="Consolas" w:hAnsi="Consolas"/>
+          <w:sz w:val="19"/>
         </w:rPr>
-        <w:t>`WFM-ConflictCheck.ps1`</w:t>
+        <w:t>WFM-ConflictCheck.ps1</w:t>
       </w:r>
       <w:r>
         <w:t xml:space="preserve"> → flags GPO/baseline firewall conflicts. Complete the </w:t>
@@ -2427,9 +2404,10 @@
       </w:r>
       <w:r>
         <w:rPr>
-          <w:b/>
+          <w:rFonts w:ascii="Consolas" w:hAnsi="Consolas"/>
+          <w:sz w:val="19"/>
         </w:rPr>
-        <w:t>`WFM-Validation.ps1`</w:t>
+        <w:t>WFM-Validation.ps1</w:t>
       </w:r>
       <w:r>
         <w:t>.</w:t>
@@ -2914,45 +2892,50 @@
       </w:r>
       <w:r>
         <w:rPr>
-          <w:b/>
+          <w:rFonts w:ascii="Consolas" w:hAnsi="Consolas"/>
+          <w:sz w:val="19"/>
         </w:rPr>
-        <w:t>`WFM-Validation.ps1`</w:t>
+        <w:t>WFM-Validation.ps1</w:t>
       </w:r>
       <w:r>
         <w:t xml:space="preserve"> / </w:t>
       </w:r>
       <w:r>
         <w:rPr>
-          <w:b/>
+          <w:rFonts w:ascii="Consolas" w:hAnsi="Consolas"/>
+          <w:sz w:val="19"/>
         </w:rPr>
-        <w:t>`WFM-Discovery.ps1`</w:t>
+        <w:t>WFM-Discovery.ps1</w:t>
       </w:r>
       <w:r>
         <w:t xml:space="preserve"> for firewall state and </w:t>
       </w:r>
       <w:r>
         <w:rPr>
-          <w:b/>
+          <w:rFonts w:ascii="Consolas" w:hAnsi="Consolas"/>
+          <w:sz w:val="19"/>
         </w:rPr>
-        <w:t>`WFM-RuleReport.ps1`</w:t>
+        <w:t>WFM-RuleReport.ps1</w:t>
       </w:r>
       <w:r>
         <w:t xml:space="preserve"> / </w:t>
       </w:r>
       <w:r>
         <w:rPr>
-          <w:b/>
+          <w:rFonts w:ascii="Consolas" w:hAnsi="Consolas"/>
+          <w:sz w:val="19"/>
         </w:rPr>
-        <w:t>`WFM-ConflictCheck.ps1`</w:t>
+        <w:t>WFM-ConflictCheck.ps1</w:t>
       </w:r>
       <w:r>
         <w:t xml:space="preserve"> to inspect rules and conflicts, </w:t>
       </w:r>
       <w:r>
         <w:rPr>
-          <w:b/>
+          <w:rFonts w:ascii="Consolas" w:hAnsi="Consolas"/>
+          <w:sz w:val="19"/>
         </w:rPr>
-        <w:t>`WFM-Remediation.ps1`</w:t>
+        <w:t>WFM-Remediation.ps1</w:t>
       </w:r>
       <w:r>
         <w:t xml:space="preserve"> for safe fixes.</w:t>
@@ -4021,7 +4004,7 @@
         <w:pStyle w:val="ListBullet"/>
       </w:pPr>
       <w:r>
-        <w:t xml:space="preserve">A repeatable process following the Phoenixtekk model: </w:t>
+        <w:t xml:space="preserve">A repeatable process following the repeatable model: </w:t>
       </w:r>
       <w:r>
         <w:rPr>
